--- a/Inner_App_User_Manual.docx
+++ b/Inner_App_User_Manual.docx
@@ -95,7 +95,7 @@
           <w:rFonts w:ascii="Arial" w:hAnsi="Arial"/>
           <w:sz w:val="21"/>
         </w:rPr>
-        <w:t>Inner Docs stays experimental while Google Docs, Slides, and Sheets are the main work tools.</w:t>
+        <w:t>Google Docs, Slides, and Sheets are the main document tools inside Inner.</w:t>
       </w:r>
     </w:p>
     <w:p>
@@ -716,59 +716,6 @@
                 <w:b w:val="0"/>
                 <w:sz w:val="20"/>
               </w:rPr>
-              <w:t>Inner Docs</w:t>
-            </w:r>
-          </w:p>
-        </w:tc>
-        <w:tc>
-          <w:tcPr>
-            <w:tcW w:type="dxa" w:w="3312"/>
-            <w:vAlign w:val="top"/>
-          </w:tcPr>
-          <w:p>
-            <w:r/>
-            <w:r>
-              <w:rPr>
-                <w:rFonts w:ascii="Arial" w:hAnsi="Arial"/>
-                <w:b w:val="0"/>
-                <w:sz w:val="20"/>
-              </w:rPr>
-              <w:t>Experimental built-in docs, slides, and notes saved inside Inner.</w:t>
-            </w:r>
-          </w:p>
-        </w:tc>
-        <w:tc>
-          <w:tcPr>
-            <w:tcW w:type="dxa" w:w="3312"/>
-            <w:vAlign w:val="top"/>
-          </w:tcPr>
-          <w:p>
-            <w:r/>
-            <w:r>
-              <w:rPr>
-                <w:rFonts w:ascii="Arial" w:hAnsi="Arial"/>
-                <w:b w:val="0"/>
-                <w:sz w:val="20"/>
-              </w:rPr>
-              <w:t>Use for testing until fully upgraded.</w:t>
-            </w:r>
-          </w:p>
-        </w:tc>
-      </w:tr>
-      <w:tr>
-        <w:tc>
-          <w:tcPr>
-            <w:tcW w:type="dxa" w:w="3312"/>
-            <w:vAlign w:val="top"/>
-          </w:tcPr>
-          <w:p>
-            <w:r/>
-            <w:r>
-              <w:rPr>
-                <w:rFonts w:ascii="Arial" w:hAnsi="Arial"/>
-                <w:b w:val="0"/>
-                <w:sz w:val="20"/>
-              </w:rPr>
               <w:t>Browser</w:t>
             </w:r>
           </w:p>

--- a/Inner_App_User_Manual.docx
+++ b/Inner_App_User_Manual.docx
@@ -47,7 +47,7 @@
           <w:rFonts w:ascii="Arial" w:hAnsi="Arial"/>
           <w:sz w:val="21"/>
         </w:rPr>
-        <w:t>Inner is a private workspace app with accounts, rooms, DMs, files, browser tools, Google Docs, Google Slides, Google Sheets, Admin controls, and HMD/dev tools.</w:t>
+        <w:t>Inner is a private workspace app with accounts, rooms, DMs, files, browser tools, one Google Workspace tab for Docs, Slides, and Sheets, Admin controls, and HMD/dev tools.</w:t>
       </w:r>
     </w:p>
     <w:p>
@@ -95,7 +95,7 @@
           <w:rFonts w:ascii="Arial" w:hAnsi="Arial"/>
           <w:sz w:val="21"/>
         </w:rPr>
-        <w:t>Google Docs, Slides, and Sheets are the main document tools inside Inner.</w:t>
+        <w:t>Google Workspace is the one document tab inside Inner for Docs, Slides, and Sheets.</w:t>
       </w:r>
     </w:p>
     <w:p>
@@ -119,7 +119,7 @@
           <w:rFonts w:ascii="Arial" w:hAnsi="Arial"/>
           <w:sz w:val="21"/>
         </w:rPr>
-        <w:t>Open Inner and press Create or request account.</w:t>
+        <w:t>Open Inner and press Request account in request mode or Create account in open signup mode.</w:t>
       </w:r>
     </w:p>
     <w:p>
@@ -281,7 +281,7 @@
                 <w:b w:val="0"/>
                 <w:sz w:val="20"/>
               </w:rPr>
-              <w:t>Set profile, find friends, use messages/DMs, upload files, use Google Docs/Slides/Sheets, share links.</w:t>
+              <w:t>Set profile, find friends, use messages/DMs, upload files, use Google Workspace, share links.</w:t>
             </w:r>
           </w:p>
         </w:tc>
@@ -557,7 +557,7 @@
                 <w:b w:val="0"/>
                 <w:sz w:val="20"/>
               </w:rPr>
-              <w:t>Google Docs</w:t>
+              <w:t>Google Workspace</w:t>
             </w:r>
           </w:p>
         </w:tc>
@@ -574,7 +574,7 @@
                 <w:b w:val="0"/>
                 <w:sz w:val="20"/>
               </w:rPr>
-              <w:t>Create and edit documents inside Inner.</w:t>
+              <w:t>Use one Inner tab to switch between Docs, Slides, and Sheets.</w:t>
             </w:r>
           </w:p>
         </w:tc>
@@ -592,112 +592,6 @@
                 <w:sz w:val="20"/>
               </w:rPr>
               <w:t>If Google blocks sign-in in the frame, open full tab once, then return.</w:t>
-            </w:r>
-          </w:p>
-        </w:tc>
-      </w:tr>
-      <w:tr>
-        <w:tc>
-          <w:tcPr>
-            <w:tcW w:type="dxa" w:w="3312"/>
-            <w:vAlign w:val="top"/>
-          </w:tcPr>
-          <w:p>
-            <w:r/>
-            <w:r>
-              <w:rPr>
-                <w:rFonts w:ascii="Arial" w:hAnsi="Arial"/>
-                <w:b w:val="0"/>
-                <w:sz w:val="20"/>
-              </w:rPr>
-              <w:t>Google Slides</w:t>
-            </w:r>
-          </w:p>
-        </w:tc>
-        <w:tc>
-          <w:tcPr>
-            <w:tcW w:type="dxa" w:w="3312"/>
-            <w:vAlign w:val="top"/>
-          </w:tcPr>
-          <w:p>
-            <w:r/>
-            <w:r>
-              <w:rPr>
-                <w:rFonts w:ascii="Arial" w:hAnsi="Arial"/>
-                <w:b w:val="0"/>
-                <w:sz w:val="20"/>
-              </w:rPr>
-              <w:t>Create and edit presentations inside Inner.</w:t>
-            </w:r>
-          </w:p>
-        </w:tc>
-        <w:tc>
-          <w:tcPr>
-            <w:tcW w:type="dxa" w:w="3312"/>
-            <w:vAlign w:val="top"/>
-          </w:tcPr>
-          <w:p>
-            <w:r/>
-            <w:r>
-              <w:rPr>
-                <w:rFonts w:ascii="Arial" w:hAnsi="Arial"/>
-                <w:b w:val="0"/>
-                <w:sz w:val="20"/>
-              </w:rPr>
-              <w:t>Files save in the user's Google account.</w:t>
-            </w:r>
-          </w:p>
-        </w:tc>
-      </w:tr>
-      <w:tr>
-        <w:tc>
-          <w:tcPr>
-            <w:tcW w:type="dxa" w:w="3312"/>
-            <w:vAlign w:val="top"/>
-          </w:tcPr>
-          <w:p>
-            <w:r/>
-            <w:r>
-              <w:rPr>
-                <w:rFonts w:ascii="Arial" w:hAnsi="Arial"/>
-                <w:b w:val="0"/>
-                <w:sz w:val="20"/>
-              </w:rPr>
-              <w:t>Google Sheets</w:t>
-            </w:r>
-          </w:p>
-        </w:tc>
-        <w:tc>
-          <w:tcPr>
-            <w:tcW w:type="dxa" w:w="3312"/>
-            <w:vAlign w:val="top"/>
-          </w:tcPr>
-          <w:p>
-            <w:r/>
-            <w:r>
-              <w:rPr>
-                <w:rFonts w:ascii="Arial" w:hAnsi="Arial"/>
-                <w:b w:val="0"/>
-                <w:sz w:val="20"/>
-              </w:rPr>
-              <w:t>Create and edit spreadsheets inside Inner.</w:t>
-            </w:r>
-          </w:p>
-        </w:tc>
-        <w:tc>
-          <w:tcPr>
-            <w:tcW w:type="dxa" w:w="3312"/>
-            <w:vAlign w:val="top"/>
-          </w:tcPr>
-          <w:p>
-            <w:r/>
-            <w:r>
-              <w:rPr>
-                <w:rFonts w:ascii="Arial" w:hAnsi="Arial"/>
-                <w:b w:val="0"/>
-                <w:sz w:val="20"/>
-              </w:rPr>
-              <w:t>Works like the Chess embedded app tab.</w:t>
             </w:r>
           </w:p>
         </w:tc>
